--- a/Mobile/MobileS18.docx
+++ b/Mobile/MobileS18.docx
@@ -1,6 +1,6 @@
 
 <file path=word/document.xml><?xml version="1.0" encoding="utf-8"?>
-<w:document xmlns:wpc="http://schemas.microsoft.com/office/word/2010/wordprocessingCanvas" xmlns:cx="http://schemas.microsoft.com/office/drawing/2014/chartex" xmlns:cx1="http://schemas.microsoft.com/office/drawing/2015/9/8/chartex" xmlns:cx2="http://schemas.microsoft.com/office/drawing/2015/10/21/chartex" xmlns:cx3="http://schemas.microsoft.com/office/drawing/2016/5/9/chartex" xmlns:cx4="http://schemas.microsoft.com/office/drawing/2016/5/10/chartex" xmlns:cx5="http://schemas.microsoft.com/office/drawing/2016/5/11/chartex" xmlns:cx6="http://schemas.microsoft.com/office/drawing/2016/5/12/chartex" xmlns:cx7="http://schemas.microsoft.com/office/drawing/2016/5/13/chartex" xmlns:cx8="http://schemas.microsoft.com/office/drawing/2016/5/14/chartex" xmlns:mc="http://schemas.openxmlformats.org/markup-compatibility/2006" xmlns:aink="http://schemas.microsoft.com/office/drawing/2016/ink" xmlns:am3d="http://schemas.microsoft.com/office/drawing/2017/model3d" xmlns:o="urn:schemas-microsoft-com:office:office" xmlns:oel="http://schemas.microsoft.com/office/2019/extlst" xmlns:r="http://schemas.openxmlformats.org/officeDocument/2006/relationships" xmlns:m="http://schemas.openxmlformats.org/officeDocument/2006/math" xmlns:v="urn:schemas-microsoft-com:vml" xmlns:wp14="http://schemas.microsoft.com/office/word/2010/wordprocessingDrawing" xmlns:wp="http://schemas.openxmlformats.org/drawingml/2006/wordprocessingDrawing" xmlns:w10="urn:schemas-microsoft-com:office:word" xmlns:w="http://schemas.openxmlformats.org/wordprocessingml/2006/main" xmlns:w14="http://schemas.microsoft.com/office/word/2010/wordml" xmlns:w15="http://schemas.microsoft.com/office/word/2012/wordml" xmlns:w16cei="http://schemas.microsoft.com/office/word/2026/wordml/cei" xmlns:w16cex="http://schemas.microsoft.com/office/word/2018/wordml/cex" xmlns:w16cid="http://schemas.microsoft.com/office/word/2016/wordml/cid" xmlns:w16="http://schemas.microsoft.com/office/word/2018/wordml" xmlns:w16du="http://schemas.microsoft.com/office/word/2023/wordml/word16du" xmlns:w16sdtdh="http://schemas.microsoft.com/office/word/2020/wordml/sdtdatahash" xmlns:w16sdtfl="http://schemas.microsoft.com/office/word/2024/wordml/sdtformatlock" xmlns:w16se="http://schemas.microsoft.com/office/word/2015/wordml/symex" xmlns:wpg="http://schemas.microsoft.com/office/word/2010/wordprocessingGroup" xmlns:wpi="http://schemas.microsoft.com/office/word/2010/wordprocessingInk" xmlns:wne="http://schemas.microsoft.com/office/word/2006/wordml" xmlns:wps="http://schemas.microsoft.com/office/word/2010/wordprocessingShape" mc:Ignorable="w14 w15 w16se w16cid w16 w16cex w16sdtdh w16sdtfl w16du wp14">
+<w:document xmlns:wpc="http://schemas.microsoft.com/office/word/2010/wordprocessingCanvas" xmlns:cx="http://schemas.microsoft.com/office/drawing/2014/chartex" xmlns:cx1="http://schemas.microsoft.com/office/drawing/2015/9/8/chartex" xmlns:cx2="http://schemas.microsoft.com/office/drawing/2015/10/21/chartex" xmlns:cx3="http://schemas.microsoft.com/office/drawing/2016/5/9/chartex" xmlns:cx4="http://schemas.microsoft.com/office/drawing/2016/5/10/chartex" xmlns:cx5="http://schemas.microsoft.com/office/drawing/2016/5/11/chartex" xmlns:cx6="http://schemas.microsoft.com/office/drawing/2016/5/12/chartex" xmlns:cx7="http://schemas.microsoft.com/office/drawing/2016/5/13/chartex" xmlns:cx8="http://schemas.microsoft.com/office/drawing/2016/5/14/chartex" xmlns:mc="http://schemas.openxmlformats.org/markup-compatibility/2006" xmlns:aink="http://schemas.microsoft.com/office/drawing/2016/ink" xmlns:am3d="http://schemas.microsoft.com/office/drawing/2017/model3d" xmlns:o="urn:schemas-microsoft-com:office:office" xmlns:oel="http://schemas.microsoft.com/office/2019/extlst" xmlns:r="http://schemas.openxmlformats.org/officeDocument/2006/relationships" xmlns:m="http://schemas.openxmlformats.org/officeDocument/2006/math" xmlns:v="urn:schemas-microsoft-com:vml" xmlns:wp14="http://schemas.microsoft.com/office/word/2010/wordprocessingDrawing" xmlns:wp="http://schemas.openxmlformats.org/drawingml/2006/wordprocessingDrawing" xmlns:w10="urn:schemas-microsoft-com:office:word" xmlns:w="http://schemas.openxmlformats.org/wordprocessingml/2006/main" xmlns:w14="http://schemas.microsoft.com/office/word/2010/wordml" xmlns:w15="http://schemas.microsoft.com/office/word/2012/wordml" xmlns:w16cex="http://schemas.microsoft.com/office/word/2018/wordml/cex" xmlns:w16cid="http://schemas.microsoft.com/office/word/2016/wordml/cid" xmlns:w16="http://schemas.microsoft.com/office/word/2018/wordml" xmlns:w16du="http://schemas.microsoft.com/office/word/2023/wordml/word16du" xmlns:w16sdtdh="http://schemas.microsoft.com/office/word/2020/wordml/sdtdatahash" xmlns:w16sdtfl="http://schemas.microsoft.com/office/word/2024/wordml/sdtformatlock" xmlns:w16se="http://schemas.microsoft.com/office/word/2015/wordml/symex" xmlns:wpg="http://schemas.microsoft.com/office/word/2010/wordprocessingGroup" xmlns:wpi="http://schemas.microsoft.com/office/word/2010/wordprocessingInk" xmlns:wne="http://schemas.microsoft.com/office/word/2006/wordml" xmlns:wps="http://schemas.microsoft.com/office/word/2010/wordprocessingShape" mc:Ignorable="w14 w15 w16se w16cid w16 w16cex w16sdtdh w16sdtfl w16du wp14">
   <w:body>
     <w:p>
       <w:pPr>
@@ -40,7 +40,728 @@
       </w:r>
     </w:p>
     <w:p/>
-    <w:p/>
+    <w:p>
+      <w:pPr>
+        <w:rPr>
+          <w:b/>
+          <w:bCs/>
+          <w:color w:val="1F497D" w:themeColor="text2"/>
+        </w:rPr>
+      </w:pPr>
+      <w:proofErr w:type="spellStart"/>
+      <w:r>
+        <w:rPr>
+          <w:b/>
+          <w:bCs/>
+          <w:color w:val="1F497D" w:themeColor="text2"/>
+        </w:rPr>
+        <w:t>Pesquisar</w:t>
+      </w:r>
+      <w:proofErr w:type="spellEnd"/>
+      <w:r>
+        <w:rPr>
+          <w:b/>
+          <w:bCs/>
+          <w:color w:val="1F497D" w:themeColor="text2"/>
+        </w:rPr>
+        <w:t xml:space="preserve"> </w:t>
+      </w:r>
+      <w:proofErr w:type="spellStart"/>
+      <w:r>
+        <w:rPr>
+          <w:b/>
+          <w:bCs/>
+          <w:color w:val="1F497D" w:themeColor="text2"/>
+        </w:rPr>
+        <w:t>OpenWeatherMap</w:t>
+      </w:r>
+      <w:proofErr w:type="spellEnd"/>
+      <w:r>
+        <w:rPr>
+          <w:b/>
+          <w:bCs/>
+          <w:color w:val="1F497D" w:themeColor="text2"/>
+        </w:rPr>
+        <w:t xml:space="preserve">: </w:t>
+      </w:r>
+    </w:p>
+    <w:p>
+      <w:pPr>
+        <w:rPr>
+          <w:color w:val="1F497D" w:themeColor="text2"/>
+        </w:rPr>
+      </w:pPr>
+      <w:r>
+        <w:rPr>
+          <w:color w:val="1F497D" w:themeColor="text2"/>
+        </w:rPr>
+        <w:t xml:space="preserve"> </w:t>
+      </w:r>
+      <w:r>
+        <w:rPr>
+          <w:color w:val="1F497D" w:themeColor="text2"/>
+        </w:rPr>
+        <w:t xml:space="preserve">O </w:t>
+      </w:r>
+      <w:proofErr w:type="spellStart"/>
+      <w:r>
+        <w:rPr>
+          <w:color w:val="1F497D" w:themeColor="text2"/>
+        </w:rPr>
+        <w:t>OpenWeatherMap</w:t>
+      </w:r>
+      <w:proofErr w:type="spellEnd"/>
+      <w:r>
+        <w:rPr>
+          <w:color w:val="1F497D" w:themeColor="text2"/>
+        </w:rPr>
+        <w:t xml:space="preserve"> é um site </w:t>
+      </w:r>
+      <w:proofErr w:type="spellStart"/>
+      <w:r>
+        <w:rPr>
+          <w:color w:val="1F497D" w:themeColor="text2"/>
+        </w:rPr>
+        <w:t>que</w:t>
+      </w:r>
+      <w:proofErr w:type="spellEnd"/>
+      <w:r>
+        <w:rPr>
+          <w:color w:val="1F497D" w:themeColor="text2"/>
+        </w:rPr>
+        <w:t xml:space="preserve"> </w:t>
+      </w:r>
+      <w:proofErr w:type="spellStart"/>
+      <w:r>
+        <w:rPr>
+          <w:color w:val="1F497D" w:themeColor="text2"/>
+        </w:rPr>
+        <w:t>descobre</w:t>
+      </w:r>
+      <w:proofErr w:type="spellEnd"/>
+      <w:r>
+        <w:rPr>
+          <w:color w:val="1F497D" w:themeColor="text2"/>
+        </w:rPr>
+        <w:t xml:space="preserve"> se </w:t>
+      </w:r>
+      <w:proofErr w:type="spellStart"/>
+      <w:r>
+        <w:rPr>
+          <w:color w:val="1F497D" w:themeColor="text2"/>
+        </w:rPr>
+        <w:t>vai</w:t>
+      </w:r>
+      <w:proofErr w:type="spellEnd"/>
+      <w:r>
+        <w:rPr>
+          <w:color w:val="1F497D" w:themeColor="text2"/>
+        </w:rPr>
+        <w:t xml:space="preserve"> </w:t>
+      </w:r>
+      <w:proofErr w:type="spellStart"/>
+      <w:r>
+        <w:rPr>
+          <w:color w:val="1F497D" w:themeColor="text2"/>
+        </w:rPr>
+        <w:t>chover</w:t>
+      </w:r>
+      <w:proofErr w:type="spellEnd"/>
+      <w:r>
+        <w:rPr>
+          <w:color w:val="1F497D" w:themeColor="text2"/>
+        </w:rPr>
+        <w:t xml:space="preserve"> </w:t>
+      </w:r>
+      <w:proofErr w:type="spellStart"/>
+      <w:r>
+        <w:rPr>
+          <w:color w:val="1F497D" w:themeColor="text2"/>
+        </w:rPr>
+        <w:t>ou</w:t>
+      </w:r>
+      <w:proofErr w:type="spellEnd"/>
+      <w:r>
+        <w:rPr>
+          <w:color w:val="1F497D" w:themeColor="text2"/>
+        </w:rPr>
+        <w:t xml:space="preserve"> </w:t>
+      </w:r>
+      <w:proofErr w:type="spellStart"/>
+      <w:r>
+        <w:rPr>
+          <w:color w:val="1F497D" w:themeColor="text2"/>
+        </w:rPr>
+        <w:t>fazer</w:t>
+      </w:r>
+      <w:proofErr w:type="spellEnd"/>
+      <w:r>
+        <w:rPr>
+          <w:color w:val="1F497D" w:themeColor="text2"/>
+        </w:rPr>
+        <w:t xml:space="preserve"> Sol </w:t>
+      </w:r>
+      <w:proofErr w:type="spellStart"/>
+      <w:r>
+        <w:rPr>
+          <w:color w:val="1F497D" w:themeColor="text2"/>
+        </w:rPr>
+        <w:t>em</w:t>
+      </w:r>
+      <w:proofErr w:type="spellEnd"/>
+      <w:r>
+        <w:rPr>
+          <w:color w:val="1F497D" w:themeColor="text2"/>
+        </w:rPr>
+        <w:t xml:space="preserve"> </w:t>
+      </w:r>
+      <w:proofErr w:type="spellStart"/>
+      <w:r>
+        <w:rPr>
+          <w:color w:val="1F497D" w:themeColor="text2"/>
+        </w:rPr>
+        <w:t>qualquer</w:t>
+      </w:r>
+      <w:proofErr w:type="spellEnd"/>
+      <w:r>
+        <w:rPr>
+          <w:color w:val="1F497D" w:themeColor="text2"/>
+        </w:rPr>
+        <w:t xml:space="preserve"> </w:t>
+      </w:r>
+      <w:proofErr w:type="spellStart"/>
+      <w:r>
+        <w:rPr>
+          <w:color w:val="1F497D" w:themeColor="text2"/>
+        </w:rPr>
+        <w:t>lugar</w:t>
+      </w:r>
+      <w:proofErr w:type="spellEnd"/>
+      <w:r>
+        <w:rPr>
+          <w:color w:val="1F497D" w:themeColor="text2"/>
+        </w:rPr>
+        <w:t xml:space="preserve"> do </w:t>
+      </w:r>
+      <w:proofErr w:type="spellStart"/>
+      <w:r>
+        <w:rPr>
+          <w:color w:val="1F497D" w:themeColor="text2"/>
+        </w:rPr>
+        <w:t>mundo</w:t>
+      </w:r>
+      <w:proofErr w:type="spellEnd"/>
+      <w:r>
+        <w:rPr>
+          <w:color w:val="1F497D" w:themeColor="text2"/>
+        </w:rPr>
+        <w:t> </w:t>
+      </w:r>
+      <w:proofErr w:type="spellStart"/>
+      <w:r>
+        <w:rPr>
+          <w:color w:val="1F497D" w:themeColor="text2"/>
+        </w:rPr>
+        <w:t>juntando</w:t>
+      </w:r>
+      <w:proofErr w:type="spellEnd"/>
+      <w:r>
+        <w:rPr>
+          <w:color w:val="1F497D" w:themeColor="text2"/>
+        </w:rPr>
+        <w:t xml:space="preserve"> dados de </w:t>
+      </w:r>
+      <w:proofErr w:type="spellStart"/>
+      <w:r>
+        <w:rPr>
+          <w:color w:val="1F497D" w:themeColor="text2"/>
+        </w:rPr>
+        <w:t>satélites</w:t>
+      </w:r>
+      <w:proofErr w:type="spellEnd"/>
+      <w:r>
+        <w:rPr>
+          <w:color w:val="1F497D" w:themeColor="text2"/>
+        </w:rPr>
+        <w:t xml:space="preserve"> e </w:t>
+      </w:r>
+      <w:proofErr w:type="spellStart"/>
+      <w:r>
+        <w:rPr>
+          <w:color w:val="1F497D" w:themeColor="text2"/>
+        </w:rPr>
+        <w:t>radares</w:t>
+      </w:r>
+      <w:proofErr w:type="spellEnd"/>
+      <w:r>
+        <w:rPr>
+          <w:color w:val="1F497D" w:themeColor="text2"/>
+        </w:rPr>
+        <w:t xml:space="preserve">. </w:t>
+      </w:r>
+      <w:proofErr w:type="spellStart"/>
+      <w:r>
+        <w:rPr>
+          <w:color w:val="1F497D" w:themeColor="text2"/>
+        </w:rPr>
+        <w:t>Os</w:t>
+      </w:r>
+      <w:proofErr w:type="spellEnd"/>
+      <w:r>
+        <w:rPr>
+          <w:color w:val="1F497D" w:themeColor="text2"/>
+        </w:rPr>
+        <w:t xml:space="preserve"> </w:t>
+      </w:r>
+      <w:proofErr w:type="spellStart"/>
+      <w:r>
+        <w:rPr>
+          <w:color w:val="1F497D" w:themeColor="text2"/>
+        </w:rPr>
+        <w:t>criadores</w:t>
+      </w:r>
+      <w:proofErr w:type="spellEnd"/>
+      <w:r>
+        <w:rPr>
+          <w:color w:val="1F497D" w:themeColor="text2"/>
+        </w:rPr>
+        <w:t xml:space="preserve"> de </w:t>
+      </w:r>
+      <w:proofErr w:type="spellStart"/>
+      <w:r>
+        <w:rPr>
+          <w:color w:val="1F497D" w:themeColor="text2"/>
+        </w:rPr>
+        <w:t>aplicativos</w:t>
+      </w:r>
+      <w:proofErr w:type="spellEnd"/>
+      <w:r>
+        <w:rPr>
+          <w:color w:val="1F497D" w:themeColor="text2"/>
+        </w:rPr>
+        <w:t xml:space="preserve"> </w:t>
+      </w:r>
+      <w:proofErr w:type="spellStart"/>
+      <w:r>
+        <w:rPr>
+          <w:color w:val="1F497D" w:themeColor="text2"/>
+        </w:rPr>
+        <w:t>usam</w:t>
+      </w:r>
+      <w:proofErr w:type="spellEnd"/>
+      <w:r>
+        <w:rPr>
+          <w:color w:val="1F497D" w:themeColor="text2"/>
+        </w:rPr>
+        <w:t xml:space="preserve"> esse site para </w:t>
+      </w:r>
+      <w:proofErr w:type="spellStart"/>
+      <w:r>
+        <w:rPr>
+          <w:color w:val="1F497D" w:themeColor="text2"/>
+        </w:rPr>
+        <w:t>colocar</w:t>
+      </w:r>
+      <w:proofErr w:type="spellEnd"/>
+      <w:r>
+        <w:rPr>
+          <w:color w:val="1F497D" w:themeColor="text2"/>
+        </w:rPr>
+        <w:t xml:space="preserve"> </w:t>
+      </w:r>
+      <w:proofErr w:type="spellStart"/>
+      <w:r>
+        <w:rPr>
+          <w:color w:val="1F497D" w:themeColor="text2"/>
+        </w:rPr>
+        <w:t>aquela</w:t>
+      </w:r>
+      <w:proofErr w:type="spellEnd"/>
+      <w:r>
+        <w:rPr>
+          <w:color w:val="1F497D" w:themeColor="text2"/>
+        </w:rPr>
+        <w:t xml:space="preserve"> </w:t>
+      </w:r>
+      <w:proofErr w:type="spellStart"/>
+      <w:r>
+        <w:rPr>
+          <w:color w:val="1F497D" w:themeColor="text2"/>
+        </w:rPr>
+        <w:t>previsão</w:t>
+      </w:r>
+      <w:proofErr w:type="spellEnd"/>
+      <w:r>
+        <w:rPr>
+          <w:color w:val="1F497D" w:themeColor="text2"/>
+        </w:rPr>
+        <w:t xml:space="preserve"> do tempo o </w:t>
+      </w:r>
+      <w:proofErr w:type="spellStart"/>
+      <w:r>
+        <w:rPr>
+          <w:color w:val="1F497D" w:themeColor="text2"/>
+        </w:rPr>
+        <w:t>que</w:t>
+      </w:r>
+      <w:proofErr w:type="spellEnd"/>
+      <w:r>
+        <w:rPr>
+          <w:color w:val="1F497D" w:themeColor="text2"/>
+        </w:rPr>
+        <w:t xml:space="preserve"> se </w:t>
+      </w:r>
+      <w:proofErr w:type="spellStart"/>
+      <w:r>
+        <w:rPr>
+          <w:color w:val="1F497D" w:themeColor="text2"/>
+        </w:rPr>
+        <w:t>vê</w:t>
+      </w:r>
+      <w:proofErr w:type="spellEnd"/>
+      <w:r>
+        <w:rPr>
+          <w:color w:val="1F497D" w:themeColor="text2"/>
+        </w:rPr>
+        <w:t xml:space="preserve"> </w:t>
+      </w:r>
+      <w:proofErr w:type="spellStart"/>
+      <w:r>
+        <w:rPr>
+          <w:color w:val="1F497D" w:themeColor="text2"/>
+        </w:rPr>
+        <w:t>na</w:t>
+      </w:r>
+      <w:proofErr w:type="spellEnd"/>
+      <w:r>
+        <w:rPr>
+          <w:color w:val="1F497D" w:themeColor="text2"/>
+        </w:rPr>
+        <w:t xml:space="preserve"> </w:t>
+      </w:r>
+      <w:proofErr w:type="spellStart"/>
+      <w:r>
+        <w:rPr>
+          <w:color w:val="1F497D" w:themeColor="text2"/>
+        </w:rPr>
+        <w:t>tela</w:t>
+      </w:r>
+      <w:proofErr w:type="spellEnd"/>
+      <w:r>
+        <w:rPr>
+          <w:color w:val="1F497D" w:themeColor="text2"/>
+        </w:rPr>
+        <w:t xml:space="preserve"> do </w:t>
+      </w:r>
+      <w:proofErr w:type="spellStart"/>
+      <w:r>
+        <w:rPr>
+          <w:color w:val="1F497D" w:themeColor="text2"/>
+        </w:rPr>
+        <w:t>seu</w:t>
+      </w:r>
+      <w:proofErr w:type="spellEnd"/>
+      <w:r>
+        <w:rPr>
+          <w:color w:val="1F497D" w:themeColor="text2"/>
+        </w:rPr>
+        <w:t xml:space="preserve"> </w:t>
+      </w:r>
+      <w:proofErr w:type="spellStart"/>
+      <w:r>
+        <w:rPr>
+          <w:color w:val="1F497D" w:themeColor="text2"/>
+        </w:rPr>
+        <w:t>celular</w:t>
+      </w:r>
+      <w:proofErr w:type="spellEnd"/>
+      <w:r>
+        <w:rPr>
+          <w:color w:val="1F497D" w:themeColor="text2"/>
+        </w:rPr>
+        <w:t xml:space="preserve">. </w:t>
+      </w:r>
+      <w:proofErr w:type="spellStart"/>
+      <w:r>
+        <w:rPr>
+          <w:color w:val="1F497D" w:themeColor="text2"/>
+        </w:rPr>
+        <w:t>Qualquer</w:t>
+      </w:r>
+      <w:proofErr w:type="spellEnd"/>
+      <w:r>
+        <w:rPr>
+          <w:color w:val="1F497D" w:themeColor="text2"/>
+        </w:rPr>
+        <w:t xml:space="preserve"> </w:t>
+      </w:r>
+      <w:proofErr w:type="spellStart"/>
+      <w:r>
+        <w:rPr>
+          <w:color w:val="1F497D" w:themeColor="text2"/>
+        </w:rPr>
+        <w:t>pessoa</w:t>
+      </w:r>
+      <w:proofErr w:type="spellEnd"/>
+      <w:r>
+        <w:rPr>
+          <w:color w:val="1F497D" w:themeColor="text2"/>
+        </w:rPr>
+        <w:t xml:space="preserve"> </w:t>
+      </w:r>
+      <w:proofErr w:type="spellStart"/>
+      <w:r>
+        <w:rPr>
+          <w:color w:val="1F497D" w:themeColor="text2"/>
+        </w:rPr>
+        <w:t>pode</w:t>
+      </w:r>
+      <w:proofErr w:type="spellEnd"/>
+      <w:r>
+        <w:rPr>
+          <w:color w:val="1F497D" w:themeColor="text2"/>
+        </w:rPr>
+        <w:t xml:space="preserve"> </w:t>
+      </w:r>
+      <w:proofErr w:type="spellStart"/>
+      <w:r>
+        <w:rPr>
+          <w:color w:val="1F497D" w:themeColor="text2"/>
+        </w:rPr>
+        <w:t>criar</w:t>
+      </w:r>
+      <w:proofErr w:type="spellEnd"/>
+      <w:r>
+        <w:rPr>
+          <w:color w:val="1F497D" w:themeColor="text2"/>
+        </w:rPr>
+        <w:t xml:space="preserve"> </w:t>
+      </w:r>
+      <w:proofErr w:type="spellStart"/>
+      <w:r>
+        <w:rPr>
+          <w:color w:val="1F497D" w:themeColor="text2"/>
+        </w:rPr>
+        <w:t>uma</w:t>
+      </w:r>
+      <w:proofErr w:type="spellEnd"/>
+      <w:r>
+        <w:rPr>
+          <w:color w:val="1F497D" w:themeColor="text2"/>
+        </w:rPr>
+        <w:t xml:space="preserve"> </w:t>
+      </w:r>
+      <w:proofErr w:type="spellStart"/>
+      <w:r>
+        <w:rPr>
+          <w:color w:val="1F497D" w:themeColor="text2"/>
+        </w:rPr>
+        <w:t>conta</w:t>
+      </w:r>
+      <w:proofErr w:type="spellEnd"/>
+      <w:r>
+        <w:rPr>
+          <w:color w:val="1F497D" w:themeColor="text2"/>
+        </w:rPr>
+        <w:t xml:space="preserve"> </w:t>
+      </w:r>
+      <w:proofErr w:type="spellStart"/>
+      <w:r>
+        <w:rPr>
+          <w:color w:val="1F497D" w:themeColor="text2"/>
+        </w:rPr>
+        <w:t>lá</w:t>
+      </w:r>
+      <w:proofErr w:type="spellEnd"/>
+      <w:r>
+        <w:rPr>
+          <w:color w:val="1F497D" w:themeColor="text2"/>
+        </w:rPr>
+        <w:t xml:space="preserve"> de </w:t>
+      </w:r>
+      <w:proofErr w:type="spellStart"/>
+      <w:r>
+        <w:rPr>
+          <w:color w:val="1F497D" w:themeColor="text2"/>
+        </w:rPr>
+        <w:t>graça</w:t>
+      </w:r>
+      <w:proofErr w:type="spellEnd"/>
+      <w:r>
+        <w:rPr>
+          <w:color w:val="1F497D" w:themeColor="text2"/>
+        </w:rPr>
+        <w:t xml:space="preserve"> e </w:t>
+      </w:r>
+      <w:proofErr w:type="spellStart"/>
+      <w:r>
+        <w:rPr>
+          <w:color w:val="1F497D" w:themeColor="text2"/>
+        </w:rPr>
+        <w:t>perguntar</w:t>
+      </w:r>
+      <w:proofErr w:type="spellEnd"/>
+      <w:r>
+        <w:rPr>
+          <w:color w:val="1F497D" w:themeColor="text2"/>
+        </w:rPr>
+        <w:t xml:space="preserve"> o </w:t>
+      </w:r>
+      <w:proofErr w:type="spellStart"/>
+      <w:r>
+        <w:rPr>
+          <w:color w:val="1F497D" w:themeColor="text2"/>
+        </w:rPr>
+        <w:t>clima</w:t>
+      </w:r>
+      <w:proofErr w:type="spellEnd"/>
+      <w:r>
+        <w:rPr>
+          <w:color w:val="1F497D" w:themeColor="text2"/>
+        </w:rPr>
+        <w:t xml:space="preserve"> para o site </w:t>
+      </w:r>
+      <w:proofErr w:type="spellStart"/>
+      <w:r>
+        <w:rPr>
+          <w:color w:val="1F497D" w:themeColor="text2"/>
+        </w:rPr>
+        <w:t>até</w:t>
+      </w:r>
+      <w:proofErr w:type="spellEnd"/>
+      <w:r>
+        <w:rPr>
+          <w:color w:val="1F497D" w:themeColor="text2"/>
+        </w:rPr>
+        <w:t xml:space="preserve"> 1.000 </w:t>
+      </w:r>
+      <w:proofErr w:type="spellStart"/>
+      <w:r>
+        <w:rPr>
+          <w:color w:val="1F497D" w:themeColor="text2"/>
+        </w:rPr>
+        <w:t>vezes</w:t>
+      </w:r>
+      <w:proofErr w:type="spellEnd"/>
+      <w:r>
+        <w:rPr>
+          <w:color w:val="1F497D" w:themeColor="text2"/>
+        </w:rPr>
+        <w:t xml:space="preserve"> </w:t>
+      </w:r>
+      <w:proofErr w:type="spellStart"/>
+      <w:r>
+        <w:rPr>
+          <w:color w:val="1F497D" w:themeColor="text2"/>
+        </w:rPr>
+        <w:t>por</w:t>
+      </w:r>
+      <w:proofErr w:type="spellEnd"/>
+      <w:r>
+        <w:rPr>
+          <w:color w:val="1F497D" w:themeColor="text2"/>
+        </w:rPr>
+        <w:t xml:space="preserve"> </w:t>
+      </w:r>
+      <w:proofErr w:type="spellStart"/>
+      <w:r>
+        <w:rPr>
+          <w:color w:val="1F497D" w:themeColor="text2"/>
+        </w:rPr>
+        <w:t>dia</w:t>
+      </w:r>
+      <w:proofErr w:type="spellEnd"/>
+      <w:r>
+        <w:rPr>
+          <w:color w:val="1F497D" w:themeColor="text2"/>
+        </w:rPr>
+        <w:t> </w:t>
+      </w:r>
+      <w:proofErr w:type="spellStart"/>
+      <w:r>
+        <w:rPr>
+          <w:color w:val="1F497D" w:themeColor="text2"/>
+        </w:rPr>
+        <w:t>sem</w:t>
+      </w:r>
+      <w:proofErr w:type="spellEnd"/>
+      <w:r>
+        <w:rPr>
+          <w:color w:val="1F497D" w:themeColor="text2"/>
+        </w:rPr>
+        <w:t xml:space="preserve"> </w:t>
+      </w:r>
+      <w:proofErr w:type="spellStart"/>
+      <w:r>
+        <w:rPr>
+          <w:color w:val="1F497D" w:themeColor="text2"/>
+        </w:rPr>
+        <w:t>pagar</w:t>
+      </w:r>
+      <w:proofErr w:type="spellEnd"/>
+      <w:r>
+        <w:rPr>
+          <w:color w:val="1F497D" w:themeColor="text2"/>
+        </w:rPr>
+        <w:t xml:space="preserve"> </w:t>
+      </w:r>
+      <w:proofErr w:type="spellStart"/>
+      <w:r>
+        <w:rPr>
+          <w:color w:val="1F497D" w:themeColor="text2"/>
+        </w:rPr>
+        <w:t>absolutamente</w:t>
+      </w:r>
+      <w:proofErr w:type="spellEnd"/>
+      <w:r>
+        <w:rPr>
+          <w:color w:val="1F497D" w:themeColor="text2"/>
+        </w:rPr>
+        <w:t xml:space="preserve"> nada </w:t>
+      </w:r>
+      <w:proofErr w:type="spellStart"/>
+      <w:r>
+        <w:rPr>
+          <w:color w:val="1F497D" w:themeColor="text2"/>
+        </w:rPr>
+        <w:t>por</w:t>
+      </w:r>
+      <w:proofErr w:type="spellEnd"/>
+      <w:r>
+        <w:rPr>
+          <w:color w:val="1F497D" w:themeColor="text2"/>
+        </w:rPr>
+        <w:t xml:space="preserve"> </w:t>
+      </w:r>
+      <w:proofErr w:type="spellStart"/>
+      <w:r>
+        <w:rPr>
+          <w:color w:val="1F497D" w:themeColor="text2"/>
+        </w:rPr>
+        <w:t>isso</w:t>
+      </w:r>
+      <w:proofErr w:type="spellEnd"/>
+      <w:r>
+        <w:rPr>
+          <w:color w:val="1F497D" w:themeColor="text2"/>
+        </w:rPr>
+        <w:t>.</w:t>
+      </w:r>
+    </w:p>
+    <w:p>
+      <w:pPr>
+        <w:rPr>
+          <w:color w:val="1F497D" w:themeColor="text2"/>
+        </w:rPr>
+      </w:pPr>
+    </w:p>
+    <w:p>
+      <w:pPr>
+        <w:rPr>
+          <w:color w:val="1F497D" w:themeColor="text2"/>
+        </w:rPr>
+      </w:pPr>
+    </w:p>
     <w:p>
       <w:pPr>
         <w:pStyle w:val="Ttulo2"/>
@@ -54,7 +775,47 @@
       </w:r>
       <w:proofErr w:type="gramEnd"/>
       <w:r>
-        <w:t xml:space="preserve"> importância de autenticar uma API corretamente em uma </w:t>
+        <w:t xml:space="preserve"> importância de </w:t>
+      </w:r>
+      <w:proofErr w:type="spellStart"/>
+      <w:r>
+        <w:t>autenticar</w:t>
+      </w:r>
+      <w:proofErr w:type="spellEnd"/>
+      <w:r>
+        <w:t xml:space="preserve"> </w:t>
+      </w:r>
+      <w:proofErr w:type="spellStart"/>
+      <w:r>
+        <w:t>uma</w:t>
+      </w:r>
+      <w:proofErr w:type="spellEnd"/>
+      <w:r>
+        <w:t xml:space="preserve"> API </w:t>
+      </w:r>
+      <w:proofErr w:type="spellStart"/>
+      <w:r>
+        <w:t>corretamente</w:t>
+      </w:r>
+      <w:proofErr w:type="spellEnd"/>
+      <w:r>
+        <w:t xml:space="preserve"> </w:t>
+      </w:r>
+      <w:proofErr w:type="spellStart"/>
+      <w:r>
+        <w:t>em</w:t>
+      </w:r>
+      <w:proofErr w:type="spellEnd"/>
+      <w:r>
+        <w:t xml:space="preserve"> </w:t>
+      </w:r>
+      <w:proofErr w:type="spellStart"/>
+      <w:r>
+        <w:t>uma</w:t>
+      </w:r>
+      <w:proofErr w:type="spellEnd"/>
+      <w:r>
+        <w:t xml:space="preserve"> </w:t>
       </w:r>
       <w:proofErr w:type="spellStart"/>
       <w:r>
@@ -165,10 +926,42 @@
       </w:r>
       <w:proofErr w:type="gramEnd"/>
       <w:r>
-        <w:t xml:space="preserve"> aplicação precisa saber como interpretar os dados recebidos. Se a WeatherPlus retornar os dados em JSON, por exemplo, o aplicativo deverá identificar corretamente informações como temperatura, umidade e condições climáticas para </w:t>
+        <w:t xml:space="preserve"> aplicação precisa saber como interpretar os dados recebidos. Se a WeatherPlus retornar os dados em JSON, por exemplo, o aplicativo deverá identificar corretamente informações como </w:t>
       </w:r>
       <w:proofErr w:type="spellStart"/>
       <w:r>
+        <w:t>temperatura</w:t>
+      </w:r>
+      <w:proofErr w:type="spellEnd"/>
+      <w:r>
+        <w:t xml:space="preserve">, </w:t>
+      </w:r>
+      <w:proofErr w:type="spellStart"/>
+      <w:r>
+        <w:t>umidade</w:t>
+      </w:r>
+      <w:proofErr w:type="spellEnd"/>
+      <w:r>
+        <w:t xml:space="preserve"> e </w:t>
+      </w:r>
+      <w:proofErr w:type="spellStart"/>
+      <w:r>
+        <w:t>condições</w:t>
+      </w:r>
+      <w:proofErr w:type="spellEnd"/>
+      <w:r>
+        <w:t xml:space="preserve"> </w:t>
+      </w:r>
+      <w:proofErr w:type="spellStart"/>
+      <w:r>
+        <w:t>climáticas</w:t>
+      </w:r>
+      <w:proofErr w:type="spellEnd"/>
+      <w:r>
+        <w:t xml:space="preserve"> para </w:t>
+      </w:r>
+      <w:proofErr w:type="spellStart"/>
+      <w:r>
         <w:t>exibi</w:t>
       </w:r>
       <w:proofErr w:type="spellEnd"/>
@@ -192,6 +985,8 @@
         <w:t>.</w:t>
       </w:r>
     </w:p>
+    <w:p/>
+    <w:p/>
     <w:p/>
     <w:p/>
     <w:p>
@@ -199,7 +994,39 @@
         <w:pStyle w:val="Ttulo2"/>
       </w:pPr>
       <w:r>
-        <w:t xml:space="preserve">3. Quais estratégias podem ser usadas para tratar erros ao </w:t>
+        <w:t xml:space="preserve">3. Quais estratégias podem ser </w:t>
+      </w:r>
+      <w:proofErr w:type="spellStart"/>
+      <w:r>
+        <w:t>usadas</w:t>
+      </w:r>
+      <w:proofErr w:type="spellEnd"/>
+      <w:r>
+        <w:t xml:space="preserve"> para </w:t>
+      </w:r>
+      <w:proofErr w:type="spellStart"/>
+      <w:r>
+        <w:t>tratar</w:t>
+      </w:r>
+      <w:proofErr w:type="spellEnd"/>
+      <w:r>
+        <w:t xml:space="preserve"> </w:t>
+      </w:r>
+      <w:proofErr w:type="spellStart"/>
+      <w:r>
+        <w:t>erros</w:t>
+      </w:r>
+      <w:proofErr w:type="spellEnd"/>
+      <w:r>
+        <w:t xml:space="preserve"> </w:t>
+      </w:r>
+      <w:proofErr w:type="spellStart"/>
+      <w:r>
+        <w:t>ao</w:t>
+      </w:r>
+      <w:proofErr w:type="spellEnd"/>
+      <w:r>
+        <w:t xml:space="preserve"> </w:t>
       </w:r>
       <w:proofErr w:type="spellStart"/>
       <w:r>
@@ -219,7 +1046,47 @@
         <w:t xml:space="preserve">Resposta: </w:t>
       </w:r>
       <w:r>
-        <w:t xml:space="preserve">Podem ser utilizadas estratégias como verificar o código de resposta HTTP, tratar erros de autenticação, verificar se os dados recebidos estão completos e utilizar mensagens de erro para informar o usuário. Também é possível tentar novamente a requisição quando ocorrer uma </w:t>
+        <w:t xml:space="preserve">Podem ser utilizadas estratégias como verificar o código de resposta HTTP, tratar erros de autenticação, verificar se os dados recebidos estão completos e utilizar mensagens de erro para informar o usuário. Também é possível tentar </w:t>
+      </w:r>
+      <w:proofErr w:type="spellStart"/>
+      <w:r>
+        <w:t>novamente</w:t>
+      </w:r>
+      <w:proofErr w:type="spellEnd"/>
+      <w:r>
+        <w:t xml:space="preserve"> a </w:t>
+      </w:r>
+      <w:proofErr w:type="spellStart"/>
+      <w:r>
+        <w:t>requisição</w:t>
+      </w:r>
+      <w:proofErr w:type="spellEnd"/>
+      <w:r>
+        <w:t xml:space="preserve"> </w:t>
+      </w:r>
+      <w:proofErr w:type="spellStart"/>
+      <w:r>
+        <w:t>quando</w:t>
+      </w:r>
+      <w:proofErr w:type="spellEnd"/>
+      <w:r>
+        <w:t xml:space="preserve"> </w:t>
+      </w:r>
+      <w:proofErr w:type="spellStart"/>
+      <w:r>
+        <w:t>ocorrer</w:t>
+      </w:r>
+      <w:proofErr w:type="spellEnd"/>
+      <w:r>
+        <w:t xml:space="preserve"> </w:t>
+      </w:r>
+      <w:proofErr w:type="spellStart"/>
+      <w:r>
+        <w:t>uma</w:t>
+      </w:r>
+      <w:proofErr w:type="spellEnd"/>
+      <w:r>
+        <w:t xml:space="preserve"> </w:t>
       </w:r>
       <w:proofErr w:type="spellStart"/>
       <w:r>
@@ -254,7 +1121,23 @@
         <w:pStyle w:val="Ttulo2"/>
       </w:pPr>
       <w:r>
-        <w:t xml:space="preserve">4. Como vocês aplicariam o conceito de “tratamento de </w:t>
+        <w:t xml:space="preserve">4. Como vocês aplicariam o </w:t>
+      </w:r>
+      <w:proofErr w:type="spellStart"/>
+      <w:r>
+        <w:t>conceito</w:t>
+      </w:r>
+      <w:proofErr w:type="spellEnd"/>
+      <w:r>
+        <w:t xml:space="preserve"> de “</w:t>
+      </w:r>
+      <w:proofErr w:type="spellStart"/>
+      <w:r>
+        <w:t>tratamento</w:t>
+      </w:r>
+      <w:proofErr w:type="spellEnd"/>
+      <w:r>
+        <w:t xml:space="preserve"> de </w:t>
       </w:r>
       <w:proofErr w:type="spellStart"/>
       <w:r>
@@ -349,7 +1232,15 @@
       </w:r>
       <w:proofErr w:type="spellEnd"/>
       <w:r>
-        <w:t xml:space="preserve"> travaria e o usuário saberia que ocorreu um problema.</w:t>
+        <w:t xml:space="preserve"> </w:t>
+      </w:r>
+      <w:proofErr w:type="spellStart"/>
+      <w:r>
+        <w:t>travaria</w:t>
+      </w:r>
+      <w:proofErr w:type="spellEnd"/>
+      <w:r>
+        <w:t xml:space="preserve"> e o usuário saberia que ocorreu um problema.</w:t>
       </w:r>
     </w:p>
     <w:sectPr>
@@ -363,7 +1254,7 @@
 </file>
 
 <file path=word/numbering.xml><?xml version="1.0" encoding="utf-8"?>
-<w:numbering xmlns:wpc="http://schemas.microsoft.com/office/word/2010/wordprocessingCanvas" xmlns:cx="http://schemas.microsoft.com/office/drawing/2014/chartex" xmlns:cx1="http://schemas.microsoft.com/office/drawing/2015/9/8/chartex" xmlns:cx2="http://schemas.microsoft.com/office/drawing/2015/10/21/chartex" xmlns:cx3="http://schemas.microsoft.com/office/drawing/2016/5/9/chartex" xmlns:cx4="http://schemas.microsoft.com/office/drawing/2016/5/10/chartex" xmlns:cx5="http://schemas.microsoft.com/office/drawing/2016/5/11/chartex" xmlns:cx6="http://schemas.microsoft.com/office/drawing/2016/5/12/chartex" xmlns:cx7="http://schemas.microsoft.com/office/drawing/2016/5/13/chartex" xmlns:cx8="http://schemas.microsoft.com/office/drawing/2016/5/14/chartex" xmlns:mc="http://schemas.openxmlformats.org/markup-compatibility/2006" xmlns:aink="http://schemas.microsoft.com/office/drawing/2016/ink" xmlns:am3d="http://schemas.microsoft.com/office/drawing/2017/model3d" xmlns:o="urn:schemas-microsoft-com:office:office" xmlns:oel="http://schemas.microsoft.com/office/2019/extlst" xmlns:r="http://schemas.openxmlformats.org/officeDocument/2006/relationships" xmlns:m="http://schemas.openxmlformats.org/officeDocument/2006/math" xmlns:v="urn:schemas-microsoft-com:vml" xmlns:wp14="http://schemas.microsoft.com/office/word/2010/wordprocessingDrawing" xmlns:wp="http://schemas.openxmlformats.org/drawingml/2006/wordprocessingDrawing" xmlns:w10="urn:schemas-microsoft-com:office:word" xmlns:w="http://schemas.openxmlformats.org/wordprocessingml/2006/main" xmlns:w14="http://schemas.microsoft.com/office/word/2010/wordml" xmlns:w15="http://schemas.microsoft.com/office/word/2012/wordml" xmlns:w16cei="http://schemas.microsoft.com/office/word/2026/wordml/cei" xmlns:w16cex="http://schemas.microsoft.com/office/word/2018/wordml/cex" xmlns:w16cid="http://schemas.microsoft.com/office/word/2016/wordml/cid" xmlns:w16="http://schemas.microsoft.com/office/word/2018/wordml" xmlns:w16du="http://schemas.microsoft.com/office/word/2023/wordml/word16du" xmlns:w16sdtdh="http://schemas.microsoft.com/office/word/2020/wordml/sdtdatahash" xmlns:w16sdtfl="http://schemas.microsoft.com/office/word/2024/wordml/sdtformatlock" xmlns:w16se="http://schemas.microsoft.com/office/word/2015/wordml/symex" xmlns:wpg="http://schemas.microsoft.com/office/word/2010/wordprocessingGroup" xmlns:wpi="http://schemas.microsoft.com/office/word/2010/wordprocessingInk" xmlns:wne="http://schemas.microsoft.com/office/word/2006/wordml" xmlns:wps="http://schemas.microsoft.com/office/word/2010/wordprocessingShape" mc:Ignorable="w14 w15 w16se w16cid w16 w16cex w16sdtdh w16sdtfl w16du wp14">
+<w:numbering xmlns:wpc="http://schemas.microsoft.com/office/word/2010/wordprocessingCanvas" xmlns:cx="http://schemas.microsoft.com/office/drawing/2014/chartex" xmlns:cx1="http://schemas.microsoft.com/office/drawing/2015/9/8/chartex" xmlns:cx2="http://schemas.microsoft.com/office/drawing/2015/10/21/chartex" xmlns:cx3="http://schemas.microsoft.com/office/drawing/2016/5/9/chartex" xmlns:cx4="http://schemas.microsoft.com/office/drawing/2016/5/10/chartex" xmlns:cx5="http://schemas.microsoft.com/office/drawing/2016/5/11/chartex" xmlns:cx6="http://schemas.microsoft.com/office/drawing/2016/5/12/chartex" xmlns:cx7="http://schemas.microsoft.com/office/drawing/2016/5/13/chartex" xmlns:cx8="http://schemas.microsoft.com/office/drawing/2016/5/14/chartex" xmlns:mc="http://schemas.openxmlformats.org/markup-compatibility/2006" xmlns:aink="http://schemas.microsoft.com/office/drawing/2016/ink" xmlns:am3d="http://schemas.microsoft.com/office/drawing/2017/model3d" xmlns:o="urn:schemas-microsoft-com:office:office" xmlns:oel="http://schemas.microsoft.com/office/2019/extlst" xmlns:r="http://schemas.openxmlformats.org/officeDocument/2006/relationships" xmlns:m="http://schemas.openxmlformats.org/officeDocument/2006/math" xmlns:v="urn:schemas-microsoft-com:vml" xmlns:wp14="http://schemas.microsoft.com/office/word/2010/wordprocessingDrawing" xmlns:wp="http://schemas.openxmlformats.org/drawingml/2006/wordprocessingDrawing" xmlns:w10="urn:schemas-microsoft-com:office:word" xmlns:w="http://schemas.openxmlformats.org/wordprocessingml/2006/main" xmlns:w14="http://schemas.microsoft.com/office/word/2010/wordml" xmlns:w15="http://schemas.microsoft.com/office/word/2012/wordml" xmlns:w16cex="http://schemas.microsoft.com/office/word/2018/wordml/cex" xmlns:w16cid="http://schemas.microsoft.com/office/word/2016/wordml/cid" xmlns:w16="http://schemas.microsoft.com/office/word/2018/wordml" xmlns:w16du="http://schemas.microsoft.com/office/word/2023/wordml/word16du" xmlns:w16sdtdh="http://schemas.microsoft.com/office/word/2020/wordml/sdtdatahash" xmlns:w16sdtfl="http://schemas.microsoft.com/office/word/2024/wordml/sdtformatlock" xmlns:w16se="http://schemas.microsoft.com/office/word/2015/wordml/symex" xmlns:wpg="http://schemas.microsoft.com/office/word/2010/wordprocessingGroup" xmlns:wpi="http://schemas.microsoft.com/office/word/2010/wordprocessingInk" xmlns:wne="http://schemas.microsoft.com/office/word/2006/wordml" xmlns:wps="http://schemas.microsoft.com/office/word/2010/wordprocessingShape" mc:Ignorable="w14 w15 w16se w16cid w16 w16cex w16sdtdh w16sdtfl w16du wp14">
   <w:abstractNum w:abstractNumId="0" w15:restartNumberingAfterBreak="0">
     <w:nsid w:val="FFFFFF7C"/>
     <w:multiLevelType w:val="singleLevel"/>
